--- a/cblm-builder/templates/50_lets_apply.docx
+++ b/cblm-builder/templates/50_lets_apply.docx
@@ -17,8 +17,44 @@
             <w:tcW w:w="10790" w:type="dxa"/>
           </w:tcPr>
           <w:p>
+            <w:pPr>
+              <w:rPr>
+                <w:rFonts w:ascii="Bookman Old Style" w:hAnsi="Bookman Old Style"/>
+              </w:rPr>
+            </w:pPr>
             <w:r>
-              <w:t>LET’S APPLY {{X}}.{{Y}}-{{Z}}</w:t>
+              <w:rPr>
+                <w:rFonts w:ascii="Bookman Old Style" w:hAnsi="Bookman Old Style"/>
+              </w:rPr>
+              <w:t>LET’S APPLY {{X}</w:t>
+            </w:r>
+            <w:proofErr w:type="gramStart"/>
+            <w:r>
+              <w:rPr>
+                <w:rFonts w:ascii="Bookman Old Style" w:hAnsi="Bookman Old Style"/>
+              </w:rPr>
+              <w:t>}.{</w:t>
+            </w:r>
+            <w:proofErr w:type="gramEnd"/>
+            <w:r>
+              <w:rPr>
+                <w:rFonts w:ascii="Bookman Old Style" w:hAnsi="Bookman Old Style"/>
+              </w:rPr>
+              <w:t>{</w:t>
+            </w:r>
+            <w:proofErr w:type="gramStart"/>
+            <w:r>
+              <w:rPr>
+                <w:rFonts w:ascii="Bookman Old Style" w:hAnsi="Bookman Old Style"/>
+              </w:rPr>
+              <w:t>Y}}-{{</w:t>
+            </w:r>
+            <w:proofErr w:type="gramEnd"/>
+            <w:r>
+              <w:rPr>
+                <w:rFonts w:ascii="Bookman Old Style" w:hAnsi="Bookman Old Style"/>
+              </w:rPr>
+              <w:t>Z}}</w:t>
             </w:r>
           </w:p>
         </w:tc>
@@ -29,8 +65,32 @@
             <w:tcW w:w="10790" w:type="dxa"/>
           </w:tcPr>
           <w:p>
+            <w:pPr>
+              <w:rPr>
+                <w:rFonts w:ascii="Bookman Old Style" w:hAnsi="Bookman Old Style"/>
+              </w:rPr>
+            </w:pPr>
+            <w:proofErr w:type="gramStart"/>
             <w:r>
-              <w:t>Title: {{la_title_z}}</w:t>
+              <w:rPr>
+                <w:rFonts w:ascii="Bookman Old Style" w:hAnsi="Bookman Old Style"/>
+              </w:rPr>
+              <w:t>Title: {{</w:t>
+            </w:r>
+            <w:proofErr w:type="spellStart"/>
+            <w:proofErr w:type="gramEnd"/>
+            <w:r>
+              <w:rPr>
+                <w:rFonts w:ascii="Bookman Old Style" w:hAnsi="Bookman Old Style"/>
+              </w:rPr>
+              <w:t>la_title_z</w:t>
+            </w:r>
+            <w:proofErr w:type="spellEnd"/>
+            <w:r>
+              <w:rPr>
+                <w:rFonts w:ascii="Bookman Old Style" w:hAnsi="Bookman Old Style"/>
+              </w:rPr>
+              <w:t>}}</w:t>
             </w:r>
           </w:p>
         </w:tc>
@@ -41,8 +101,38 @@
             <w:tcW w:w="10790" w:type="dxa"/>
           </w:tcPr>
           <w:p>
+            <w:pPr>
+              <w:rPr>
+                <w:rFonts w:ascii="Bookman Old Style" w:hAnsi="Bookman Old Style"/>
+              </w:rPr>
+            </w:pPr>
             <w:r>
-              <w:t>Performance Objective: {{la_z_objective}}</w:t>
+              <w:rPr>
+                <w:rFonts w:ascii="Bookman Old Style" w:hAnsi="Bookman Old Style"/>
+              </w:rPr>
+              <w:t xml:space="preserve">Performance </w:t>
+            </w:r>
+            <w:proofErr w:type="gramStart"/>
+            <w:r>
+              <w:rPr>
+                <w:rFonts w:ascii="Bookman Old Style" w:hAnsi="Bookman Old Style"/>
+              </w:rPr>
+              <w:t>Objective: {{</w:t>
+            </w:r>
+            <w:proofErr w:type="spellStart"/>
+            <w:proofErr w:type="gramEnd"/>
+            <w:r>
+              <w:rPr>
+                <w:rFonts w:ascii="Bookman Old Style" w:hAnsi="Bookman Old Style"/>
+              </w:rPr>
+              <w:t>la_z_objective</w:t>
+            </w:r>
+            <w:proofErr w:type="spellEnd"/>
+            <w:r>
+              <w:rPr>
+                <w:rFonts w:ascii="Bookman Old Style" w:hAnsi="Bookman Old Style"/>
+              </w:rPr>
+              <w:t>}}</w:t>
             </w:r>
           </w:p>
         </w:tc>
@@ -53,8 +143,38 @@
             <w:tcW w:w="10790" w:type="dxa"/>
           </w:tcPr>
           <w:p>
+            <w:pPr>
+              <w:rPr>
+                <w:rFonts w:ascii="Bookman Old Style" w:hAnsi="Bookman Old Style"/>
+              </w:rPr>
+            </w:pPr>
             <w:r>
-              <w:t>Supplies/Materials: {{la_z_sup_mat}}</w:t>
+              <w:rPr>
+                <w:rFonts w:ascii="Bookman Old Style" w:hAnsi="Bookman Old Style"/>
+              </w:rPr>
+              <w:t>Supplies/</w:t>
+            </w:r>
+            <w:proofErr w:type="gramStart"/>
+            <w:r>
+              <w:rPr>
+                <w:rFonts w:ascii="Bookman Old Style" w:hAnsi="Bookman Old Style"/>
+              </w:rPr>
+              <w:t>Materials: {{</w:t>
+            </w:r>
+            <w:proofErr w:type="spellStart"/>
+            <w:proofErr w:type="gramEnd"/>
+            <w:r>
+              <w:rPr>
+                <w:rFonts w:ascii="Bookman Old Style" w:hAnsi="Bookman Old Style"/>
+              </w:rPr>
+              <w:t>la_z_sup_mat</w:t>
+            </w:r>
+            <w:proofErr w:type="spellEnd"/>
+            <w:r>
+              <w:rPr>
+                <w:rFonts w:ascii="Bookman Old Style" w:hAnsi="Bookman Old Style"/>
+              </w:rPr>
+              <w:t>}}</w:t>
             </w:r>
           </w:p>
         </w:tc>
@@ -65,10 +185,37 @@
             <w:tcW w:w="10790" w:type="dxa"/>
           </w:tcPr>
           <w:p>
+            <w:pPr>
+              <w:rPr>
+                <w:rFonts w:ascii="Bookman Old Style" w:hAnsi="Bookman Old Style"/>
+              </w:rPr>
+            </w:pPr>
             <w:r>
+              <w:rPr>
+                <w:rFonts w:ascii="Bookman Old Style" w:hAnsi="Bookman Old Style"/>
+              </w:rPr>
               <w:t xml:space="preserve">Equipment: </w:t>
+            </w:r>
+            <w:r>
+              <w:rPr>
+                <w:rFonts w:ascii="Bookman Old Style" w:hAnsi="Bookman Old Style"/>
+              </w:rPr>
               <w:br/>
-              <w:t>{{la_z_equipment_list}}</w:t>
+              <w:t>{{</w:t>
+            </w:r>
+            <w:proofErr w:type="spellStart"/>
+            <w:r>
+              <w:rPr>
+                <w:rFonts w:ascii="Bookman Old Style" w:hAnsi="Bookman Old Style"/>
+              </w:rPr>
+              <w:t>la_z_equipment_list</w:t>
+            </w:r>
+            <w:proofErr w:type="spellEnd"/>
+            <w:r>
+              <w:rPr>
+                <w:rFonts w:ascii="Bookman Old Style" w:hAnsi="Bookman Old Style"/>
+              </w:rPr>
+              <w:t>}}</w:t>
             </w:r>
           </w:p>
         </w:tc>
@@ -79,10 +226,37 @@
             <w:tcW w:w="10790" w:type="dxa"/>
           </w:tcPr>
           <w:p>
+            <w:pPr>
+              <w:rPr>
+                <w:rFonts w:ascii="Bookman Old Style" w:hAnsi="Bookman Old Style"/>
+              </w:rPr>
+            </w:pPr>
             <w:r>
+              <w:rPr>
+                <w:rFonts w:ascii="Bookman Old Style" w:hAnsi="Bookman Old Style"/>
+              </w:rPr>
               <w:t>Steps/Procedure</w:t>
+            </w:r>
+            <w:r>
+              <w:rPr>
+                <w:rFonts w:ascii="Bookman Old Style" w:hAnsi="Bookman Old Style"/>
+              </w:rPr>
               <w:br/>
-              <w:t>{{la_z_steps_list}}</w:t>
+              <w:t>{{</w:t>
+            </w:r>
+            <w:proofErr w:type="spellStart"/>
+            <w:r>
+              <w:rPr>
+                <w:rFonts w:ascii="Bookman Old Style" w:hAnsi="Bookman Old Style"/>
+              </w:rPr>
+              <w:t>la_z_steps_list</w:t>
+            </w:r>
+            <w:proofErr w:type="spellEnd"/>
+            <w:r>
+              <w:rPr>
+                <w:rFonts w:ascii="Bookman Old Style" w:hAnsi="Bookman Old Style"/>
+              </w:rPr>
+              <w:t>}}</w:t>
             </w:r>
           </w:p>
         </w:tc>
@@ -93,8 +267,38 @@
             <w:tcW w:w="10790" w:type="dxa"/>
           </w:tcPr>
           <w:p>
+            <w:pPr>
+              <w:rPr>
+                <w:rFonts w:ascii="Bookman Old Style" w:hAnsi="Bookman Old Style"/>
+              </w:rPr>
+            </w:pPr>
             <w:r>
-              <w:t>Assessment Method: {{la_z_assessmentmethod}}</w:t>
+              <w:rPr>
+                <w:rFonts w:ascii="Bookman Old Style" w:hAnsi="Bookman Old Style"/>
+              </w:rPr>
+              <w:t xml:space="preserve">Assessment </w:t>
+            </w:r>
+            <w:proofErr w:type="gramStart"/>
+            <w:r>
+              <w:rPr>
+                <w:rFonts w:ascii="Bookman Old Style" w:hAnsi="Bookman Old Style"/>
+              </w:rPr>
+              <w:t>Method: {{</w:t>
+            </w:r>
+            <w:proofErr w:type="spellStart"/>
+            <w:proofErr w:type="gramEnd"/>
+            <w:r>
+              <w:rPr>
+                <w:rFonts w:ascii="Bookman Old Style" w:hAnsi="Bookman Old Style"/>
+              </w:rPr>
+              <w:t>la_z_assessmentmethod</w:t>
+            </w:r>
+            <w:proofErr w:type="spellEnd"/>
+            <w:r>
+              <w:rPr>
+                <w:rFonts w:ascii="Bookman Old Style" w:hAnsi="Bookman Old Style"/>
+              </w:rPr>
+              <w:t>}}</w:t>
             </w:r>
           </w:p>
         </w:tc>
@@ -108,7 +312,6 @@
           <w:bCs/>
         </w:rPr>
       </w:pPr>
-      <w:r/>
     </w:p>
     <w:p>
       <w:pPr>
@@ -118,7 +321,19 @@
           <w:bCs/>
         </w:rPr>
       </w:pPr>
-      <w:r/>
+    </w:p>
+    <w:p>
+      <w:pPr>
+        <w:rPr>
+          <w:rFonts w:ascii="Bookman Old Style" w:hAnsi="Bookman Old Style"/>
+        </w:rPr>
+      </w:pPr>
+      <w:r>
+        <w:rPr>
+          <w:rFonts w:ascii="Bookman Old Style" w:hAnsi="Bookman Old Style"/>
+        </w:rPr>
+        <w:br w:type="page"/>
+      </w:r>
     </w:p>
     <w:p>
       <w:pPr>
@@ -130,7 +345,25 @@
         </w:rPr>
       </w:pPr>
       <w:r>
-        <w:t>Performance Criteria Checklist {{X}}.{{Y}}-{{Z}}</w:t>
+        <w:rPr>
+          <w:rFonts w:ascii="Bookman Old Style" w:hAnsi="Bookman Old Style"/>
+        </w:rPr>
+        <w:lastRenderedPageBreak/>
+        <w:t>Performance Criteria Checklist {{X}}.{{</w:t>
+      </w:r>
+      <w:proofErr w:type="gramStart"/>
+      <w:r>
+        <w:rPr>
+          <w:rFonts w:ascii="Bookman Old Style" w:hAnsi="Bookman Old Style"/>
+        </w:rPr>
+        <w:t>Y}}-{{</w:t>
+      </w:r>
+      <w:proofErr w:type="gramEnd"/>
+      <w:r>
+        <w:rPr>
+          <w:rFonts w:ascii="Bookman Old Style" w:hAnsi="Bookman Old Style"/>
+        </w:rPr>
+        <w:t>Z}}</w:t>
       </w:r>
     </w:p>
     <w:tbl>
@@ -154,8 +387,21 @@
             <w:shd w:val="clear" w:color="auto" w:fill="A6A6A6" w:themeFill="background1" w:themeFillShade="A6"/>
           </w:tcPr>
           <w:p>
+            <w:pPr>
+              <w:rPr>
+                <w:rFonts w:ascii="Bookman Old Style" w:hAnsi="Bookman Old Style"/>
+              </w:rPr>
+            </w:pPr>
             <w:r>
+              <w:rPr>
+                <w:rFonts w:ascii="Bookman Old Style" w:hAnsi="Bookman Old Style"/>
+              </w:rPr>
               <w:t>CRITERIA</w:t>
+            </w:r>
+            <w:r>
+              <w:rPr>
+                <w:rFonts w:ascii="Bookman Old Style" w:hAnsi="Bookman Old Style"/>
+              </w:rPr>
               <w:br/>
               <w:t>Did you…</w:t>
             </w:r>
@@ -167,7 +413,15 @@
             <w:shd w:val="clear" w:color="auto" w:fill="A6A6A6" w:themeFill="background1" w:themeFillShade="A6"/>
           </w:tcPr>
           <w:p>
+            <w:pPr>
+              <w:rPr>
+                <w:rFonts w:ascii="Bookman Old Style" w:hAnsi="Bookman Old Style"/>
+              </w:rPr>
+            </w:pPr>
             <w:r>
+              <w:rPr>
+                <w:rFonts w:ascii="Bookman Old Style" w:hAnsi="Bookman Old Style"/>
+              </w:rPr>
               <w:t>YES</w:t>
             </w:r>
           </w:p>
@@ -178,7 +432,15 @@
             <w:shd w:val="clear" w:color="auto" w:fill="A6A6A6" w:themeFill="background1" w:themeFillShade="A6"/>
           </w:tcPr>
           <w:p>
+            <w:pPr>
+              <w:rPr>
+                <w:rFonts w:ascii="Bookman Old Style" w:hAnsi="Bookman Old Style"/>
+              </w:rPr>
+            </w:pPr>
             <w:r>
+              <w:rPr>
+                <w:rFonts w:ascii="Bookman Old Style" w:hAnsi="Bookman Old Style"/>
+              </w:rPr>
               <w:t>NO</w:t>
             </w:r>
           </w:p>
@@ -190,7 +452,15 @@
             <w:tcW w:w="8725" w:type="dxa"/>
           </w:tcPr>
           <w:p>
+            <w:pPr>
+              <w:rPr>
+                <w:rFonts w:ascii="Bookman Old Style" w:hAnsi="Bookman Old Style"/>
+              </w:rPr>
+            </w:pPr>
             <w:r>
+              <w:rPr>
+                <w:rFonts w:ascii="Bookman Old Style" w:hAnsi="Bookman Old Style"/>
+              </w:rPr>
               <w:t>{{la_z_pc1}}</w:t>
             </w:r>
           </w:p>
@@ -200,7 +470,11 @@
             <w:tcW w:w="990" w:type="dxa"/>
           </w:tcPr>
           <w:p>
-            <w:r/>
+            <w:pPr>
+              <w:rPr>
+                <w:rFonts w:ascii="Bookman Old Style" w:hAnsi="Bookman Old Style"/>
+              </w:rPr>
+            </w:pPr>
           </w:p>
         </w:tc>
         <w:tc>
@@ -208,7 +482,11 @@
             <w:tcW w:w="1075" w:type="dxa"/>
           </w:tcPr>
           <w:p>
-            <w:r/>
+            <w:pPr>
+              <w:rPr>
+                <w:rFonts w:ascii="Bookman Old Style" w:hAnsi="Bookman Old Style"/>
+              </w:rPr>
+            </w:pPr>
           </w:p>
         </w:tc>
       </w:tr>
@@ -218,7 +496,15 @@
             <w:tcW w:w="8725" w:type="dxa"/>
           </w:tcPr>
           <w:p>
+            <w:pPr>
+              <w:rPr>
+                <w:rFonts w:ascii="Bookman Old Style" w:hAnsi="Bookman Old Style"/>
+              </w:rPr>
+            </w:pPr>
             <w:r>
+              <w:rPr>
+                <w:rFonts w:ascii="Bookman Old Style" w:hAnsi="Bookman Old Style"/>
+              </w:rPr>
               <w:t>{{la_z_pc2}}</w:t>
             </w:r>
           </w:p>
@@ -228,7 +514,11 @@
             <w:tcW w:w="990" w:type="dxa"/>
           </w:tcPr>
           <w:p>
-            <w:r/>
+            <w:pPr>
+              <w:rPr>
+                <w:rFonts w:ascii="Bookman Old Style" w:hAnsi="Bookman Old Style"/>
+              </w:rPr>
+            </w:pPr>
           </w:p>
         </w:tc>
         <w:tc>
@@ -236,7 +526,11 @@
             <w:tcW w:w="1075" w:type="dxa"/>
           </w:tcPr>
           <w:p>
-            <w:r/>
+            <w:pPr>
+              <w:rPr>
+                <w:rFonts w:ascii="Bookman Old Style" w:hAnsi="Bookman Old Style"/>
+              </w:rPr>
+            </w:pPr>
           </w:p>
         </w:tc>
       </w:tr>
@@ -246,7 +540,15 @@
             <w:tcW w:w="8725" w:type="dxa"/>
           </w:tcPr>
           <w:p>
+            <w:pPr>
+              <w:rPr>
+                <w:rFonts w:ascii="Bookman Old Style" w:hAnsi="Bookman Old Style"/>
+              </w:rPr>
+            </w:pPr>
             <w:r>
+              <w:rPr>
+                <w:rFonts w:ascii="Bookman Old Style" w:hAnsi="Bookman Old Style"/>
+              </w:rPr>
               <w:t>{{la_z_pc3}}</w:t>
             </w:r>
           </w:p>
@@ -256,7 +558,11 @@
             <w:tcW w:w="990" w:type="dxa"/>
           </w:tcPr>
           <w:p>
-            <w:r/>
+            <w:pPr>
+              <w:rPr>
+                <w:rFonts w:ascii="Bookman Old Style" w:hAnsi="Bookman Old Style"/>
+              </w:rPr>
+            </w:pPr>
           </w:p>
         </w:tc>
         <w:tc>
@@ -264,7 +570,11 @@
             <w:tcW w:w="1075" w:type="dxa"/>
           </w:tcPr>
           <w:p>
-            <w:r/>
+            <w:pPr>
+              <w:rPr>
+                <w:rFonts w:ascii="Bookman Old Style" w:hAnsi="Bookman Old Style"/>
+              </w:rPr>
+            </w:pPr>
           </w:p>
         </w:tc>
       </w:tr>
@@ -274,7 +584,15 @@
             <w:tcW w:w="8725" w:type="dxa"/>
           </w:tcPr>
           <w:p>
+            <w:pPr>
+              <w:rPr>
+                <w:rFonts w:ascii="Bookman Old Style" w:hAnsi="Bookman Old Style"/>
+              </w:rPr>
+            </w:pPr>
             <w:r>
+              <w:rPr>
+                <w:rFonts w:ascii="Bookman Old Style" w:hAnsi="Bookman Old Style"/>
+              </w:rPr>
               <w:t>{{la_z_pc4}}</w:t>
             </w:r>
           </w:p>
@@ -284,7 +602,11 @@
             <w:tcW w:w="990" w:type="dxa"/>
           </w:tcPr>
           <w:p>
-            <w:r/>
+            <w:pPr>
+              <w:rPr>
+                <w:rFonts w:ascii="Bookman Old Style" w:hAnsi="Bookman Old Style"/>
+              </w:rPr>
+            </w:pPr>
           </w:p>
         </w:tc>
         <w:tc>
@@ -292,7 +614,11 @@
             <w:tcW w:w="1075" w:type="dxa"/>
           </w:tcPr>
           <w:p>
-            <w:r/>
+            <w:pPr>
+              <w:rPr>
+                <w:rFonts w:ascii="Bookman Old Style" w:hAnsi="Bookman Old Style"/>
+              </w:rPr>
+            </w:pPr>
           </w:p>
         </w:tc>
       </w:tr>
@@ -302,7 +628,15 @@
             <w:tcW w:w="8725" w:type="dxa"/>
           </w:tcPr>
           <w:p>
+            <w:pPr>
+              <w:rPr>
+                <w:rFonts w:ascii="Bookman Old Style" w:hAnsi="Bookman Old Style"/>
+              </w:rPr>
+            </w:pPr>
             <w:r>
+              <w:rPr>
+                <w:rFonts w:ascii="Bookman Old Style" w:hAnsi="Bookman Old Style"/>
+              </w:rPr>
               <w:t>{{la_z_pc5}}</w:t>
             </w:r>
           </w:p>
@@ -312,7 +646,11 @@
             <w:tcW w:w="990" w:type="dxa"/>
           </w:tcPr>
           <w:p>
-            <w:r/>
+            <w:pPr>
+              <w:rPr>
+                <w:rFonts w:ascii="Bookman Old Style" w:hAnsi="Bookman Old Style"/>
+              </w:rPr>
+            </w:pPr>
           </w:p>
         </w:tc>
         <w:tc>
@@ -320,7 +658,11 @@
             <w:tcW w:w="1075" w:type="dxa"/>
           </w:tcPr>
           <w:p>
-            <w:r/>
+            <w:pPr>
+              <w:rPr>
+                <w:rFonts w:ascii="Bookman Old Style" w:hAnsi="Bookman Old Style"/>
+              </w:rPr>
+            </w:pPr>
           </w:p>
         </w:tc>
       </w:tr>
@@ -334,7 +676,6 @@
           <w:bCs/>
         </w:rPr>
       </w:pPr>
-      <w:r/>
     </w:p>
     <w:p>
       <w:pPr>
@@ -344,13 +685,20 @@
           <w:bCs/>
         </w:rPr>
       </w:pPr>
-      <w:r/>
     </w:p>
     <w:p>
-      <w:r/>
+      <w:pPr>
+        <w:rPr>
+          <w:rFonts w:ascii="Bookman Old Style" w:hAnsi="Bookman Old Style"/>
+        </w:rPr>
+      </w:pPr>
     </w:p>
     <w:p>
-      <w:r/>
+      <w:pPr>
+        <w:rPr>
+          <w:rFonts w:ascii="Bookman Old Style" w:hAnsi="Bookman Old Style"/>
+        </w:rPr>
+      </w:pPr>
     </w:p>
     <w:sectPr>
       <w:footerReference w:type="default" r:id="rId8"/>
@@ -510,7 +858,25 @@
               <w:b/>
               <w:bCs/>
             </w:rPr>
-            <w:t>{{qualification_title}}</w:t>
+            <w:t>{{</w:t>
+          </w:r>
+          <w:proofErr w:type="spellStart"/>
+          <w:r>
+            <w:rPr>
+              <w:rFonts w:ascii="Bookman Old Style" w:hAnsi="Bookman Old Style"/>
+              <w:b/>
+              <w:bCs/>
+            </w:rPr>
+            <w:t>qualification_title</w:t>
+          </w:r>
+          <w:proofErr w:type="spellEnd"/>
+          <w:r>
+            <w:rPr>
+              <w:rFonts w:ascii="Bookman Old Style" w:hAnsi="Bookman Old Style"/>
+              <w:b/>
+              <w:bCs/>
+            </w:rPr>
+            <w:t>}}</w:t>
           </w:r>
         </w:p>
       </w:tc>
@@ -695,11 +1061,19 @@
               <w:rFonts w:ascii="Bookman Old Style" w:hAnsi="Bookman Old Style"/>
             </w:rPr>
           </w:pPr>
+          <w:proofErr w:type="spellStart"/>
           <w:r>
             <w:rPr>
               <w:rFonts w:ascii="Bookman Old Style" w:hAnsi="Bookman Old Style"/>
             </w:rPr>
-            <w:t>Richwell Colleges Incorporated</w:t>
+            <w:t>Richwell</w:t>
+          </w:r>
+          <w:proofErr w:type="spellEnd"/>
+          <w:r>
+            <w:rPr>
+              <w:rFonts w:ascii="Bookman Old Style" w:hAnsi="Bookman Old Style"/>
+            </w:rPr>
+            <w:t xml:space="preserve"> Colleges Incorporated</w:t>
           </w:r>
         </w:p>
       </w:tc>
